--- a/reports/Report.docx
+++ b/reports/Report.docx
@@ -95,7 +95,19 @@
     </w:p>
     <w:p>
       <w:r>
-        <w:t xml:space="preserve">This analysis used exploratory data analysis to visualize and analyze mean daily precipitation for Seattle and Charlotte. Additionally, the analysis also compared the proportions of days with rain. Finally, statistical tests were </w:t>
+        <w:t xml:space="preserve">This analysis used exploratory data analysis to visualize and analyze precipitation </w:t>
+      </w:r>
+      <w:r>
+        <w:t xml:space="preserve">in </w:t>
+      </w:r>
+      <w:r>
+        <w:t xml:space="preserve">Seattle and Charlotte. </w:t>
+      </w:r>
+      <w:r>
+        <w:t xml:space="preserve">The analysis reviewed how precipitation changed by month. </w:t>
+      </w:r>
+      <w:r>
+        <w:t xml:space="preserve">Additionally, the analysis also compared the proportions of days with rain. Finally, statistical tests were </w:t>
       </w:r>
       <w:r>
         <w:t>performed</w:t>
@@ -110,13 +122,10 @@
         <w:t>differences</w:t>
       </w:r>
       <w:r>
-        <w:t xml:space="preserve"> measured between the two cities are statistically </w:t>
-      </w:r>
-      <w:r>
-        <w:t>significant</w:t>
-      </w:r>
-      <w:r>
-        <w:t>.</w:t>
+        <w:t xml:space="preserve"> measured between the two cities are </w:t>
+      </w:r>
+      <w:r>
+        <w:t>meaningful.</w:t>
       </w:r>
     </w:p>
     <w:p>
@@ -132,13 +141,7 @@
         <w:t>A</w:t>
       </w:r>
       <w:r>
-        <w:t>s far as amount of precipitation</w:t>
-      </w:r>
-      <w:r>
-        <w:t xml:space="preserve"> is concerned, based</w:t>
-      </w:r>
-      <w:r>
-        <w:t xml:space="preserve"> on the </w:t>
+        <w:t xml:space="preserve">s far as amount of precipitation is concerned, based on the </w:t>
       </w:r>
       <w:r>
         <w:t>analysis</w:t>
@@ -153,7 +156,7 @@
           <w:noProof/>
         </w:rPr>
         <w:drawing>
-          <wp:inline distT="0" distB="0" distL="0" distR="0" wp14:anchorId="3F9C866E" wp14:editId="63FA1A5E">
+          <wp:inline distT="0" distB="0" distL="0" distR="0" wp14:anchorId="3F9C866E" wp14:editId="03831CD5">
             <wp:extent cx="5943600" cy="1751965"/>
             <wp:effectExtent l="0" t="0" r="0" b="635"/>
             <wp:docPr id="902970395" name="Picture 1" descr="The image displays a bar chart comparing mean precipitation levels in Seattle and Charlotte across the months from January to December.&#10;&#10;AI-generated content may be incorrect."/>
@@ -207,16 +210,11 @@
         <w:t xml:space="preserve">The chart above shows for majority of year, which means daily precipitation in Charlotte is higher than mean daily precipitation in Seattle. </w:t>
       </w:r>
     </w:p>
+    <w:p/>
     <w:p>
       <w:r>
         <w:lastRenderedPageBreak/>
-        <w:t xml:space="preserve">However, if we look at the proportions of days with precipitation, Seattle receives more </w:t>
-      </w:r>
-      <w:r>
-        <w:t>precipitation</w:t>
-      </w:r>
-      <w:r>
-        <w:t xml:space="preserve"> days than Charlotte. </w:t>
+        <w:t xml:space="preserve">However, if we look at the proportions of days with precipitation, Seattle receives more precipitation days than Charlotte. </w:t>
       </w:r>
     </w:p>
     <w:p>
@@ -225,7 +223,7 @@
           <w:noProof/>
         </w:rPr>
         <w:drawing>
-          <wp:inline distT="0" distB="0" distL="0" distR="0" wp14:anchorId="7378AC95" wp14:editId="48399446">
+          <wp:inline distT="0" distB="0" distL="0" distR="0" wp14:anchorId="7378AC95" wp14:editId="4DE273D9">
             <wp:extent cx="5943600" cy="2044065"/>
             <wp:effectExtent l="0" t="0" r="0" b="0"/>
             <wp:docPr id="1656927220" name="Picture 2" descr="The diagram shows the proportion of days with precipitation for various cities, with Seattle having the highest proportion in January.&#10;&#10;AI-generated content may be incorrect."/>
@@ -289,13 +287,7 @@
         <w:t>Additionally</w:t>
       </w:r>
       <w:r>
-        <w:t xml:space="preserve">, Seattle's precipitation is influenced by seasonal differences where they experience wet/dry patterns. </w:t>
-      </w:r>
-      <w:r>
-        <w:t>Charlotte,</w:t>
-      </w:r>
-      <w:r>
-        <w:t xml:space="preserve"> however, has a more consistent seasonal pattern.</w:t>
+        <w:t>, Seattle's precipitation is influenced by seasonal differences where they experience wet/dry patterns. Charlotte, however, has a more consistent seasonal pattern.</w:t>
       </w:r>
     </w:p>
     <w:p>
@@ -1556,6 +1548,7 @@
   <w:style w:type="character" w:default="1" w:styleId="DefaultParagraphFont">
     <w:name w:val="Default Paragraph Font"/>
     <w:uiPriority w:val="1"/>
+    <w:semiHidden/>
     <w:unhideWhenUsed/>
   </w:style>
   <w:style w:type="table" w:default="1" w:styleId="TableNormal">
